--- a/SM.docx
+++ b/SM.docx
@@ -6,26 +6,32 @@
       <w:r>
         <w:rPr>
           <w:rFonts w:hint="eastAsia"/>
-          <w:b/>
-          <w:bCs/>
-        </w:rPr>
-        <w:t xml:space="preserve">Algorithm </w:t>
+        </w:rPr>
+        <w:t>Table</w:t>
       </w:r>
       <w:r>
         <w:rPr>
           <w:rFonts w:hint="eastAsia"/>
-          <w:b/>
-          <w:bCs/>
-        </w:rPr>
-        <w:t>2</w:t>
+        </w:rPr>
+        <w:t xml:space="preserve"> </w:t>
       </w:r>
       <w:r>
         <w:rPr>
           <w:rFonts w:hint="eastAsia"/>
-          <w:b/>
-          <w:bCs/>
-        </w:rPr>
-        <w:t xml:space="preserve">: </w:t>
+        </w:rPr>
+        <w:t>S1</w:t>
+      </w:r>
+      <w:r>
+        <w:rPr>
+          <w:rFonts w:hint="eastAsia"/>
+        </w:rPr>
+        <w:t>.</w:t>
+      </w:r>
+      <w:r>
+        <w:rPr>
+          <w:rFonts w:hint="eastAsia"/>
+        </w:rPr>
+        <w:t xml:space="preserve"> </w:t>
       </w:r>
       <w:r>
         <w:t>Pseudo code for path planning algorithm</w:t>
@@ -70,7 +76,25 @@
                 <w:bCs/>
                 <w:szCs w:val="24"/>
               </w:rPr>
-              <w:t xml:space="preserve">Algorithm 2: </w:t>
+              <w:t xml:space="preserve">Algorithm </w:t>
+            </w:r>
+            <w:r>
+              <w:rPr>
+                <w:rFonts w:cs="Times New Roman" w:hint="eastAsia"/>
+                <w:b/>
+                <w:bCs/>
+                <w:szCs w:val="24"/>
+              </w:rPr>
+              <w:t>2</w:t>
+            </w:r>
+            <w:r>
+              <w:rPr>
+                <w:rFonts w:cs="Times New Roman"/>
+                <w:b/>
+                <w:bCs/>
+                <w:szCs w:val="24"/>
+              </w:rPr>
+              <w:t xml:space="preserve">: </w:t>
             </w:r>
             <w:r>
               <w:rPr>
@@ -1228,25 +1252,7 @@
           <w:shd w:val="clear" w:color="auto" w:fill="FFFFFF"/>
         </w:rPr>
         <w:lastRenderedPageBreak/>
-        <w:t xml:space="preserve">The nodes and edges of the three indoor evacuation network models were then quantified via feature attribute tables, with the statistical results summarized in Table 2. As observed, the number of nodes in the BIEN is at least twice that of the GNM and IESM; a similar trend is observed for the number of edges. Furthermore, the total path length of the BIEN is also at least double that of the other models. This indicates that, compared to the traditional GNM and IESM, the BIEN </w:t>
-      </w:r>
-      <w:r>
-        <w:rPr>
-          <w:color w:val="auto"/>
-        </w:rPr>
-        <w:t xml:space="preserve">achieves a nearly </w:t>
-      </w:r>
-      <w:r>
-        <w:rPr>
-          <w:color w:val="auto"/>
-        </w:rPr>
-        <w:t>five-time</w:t>
-      </w:r>
-      <w:r>
-        <w:rPr>
-          <w:color w:val="auto"/>
-        </w:rPr>
-        <w:t xml:space="preserve"> reduction in risk while the path length increases by less than double</w:t>
+        <w:t xml:space="preserve">The nodes and edges of the three indoor evacuation network models were then quantified via feature attribute tables, with the statistical results summarized in Table 2. As observed, the number of nodes in the BIEN is at least twice that of the GNM and IESM; a similar trend is observed for the number of edges. Furthermore, the total path length of the BIEN is also at least double that of the other models. </w:t>
       </w:r>
       <w:r>
         <w:rPr>
@@ -1254,7 +1260,7 @@
           <w:color w:val="auto"/>
           <w:shd w:val="clear" w:color="auto" w:fill="FFFFFF"/>
         </w:rPr>
-        <w:t xml:space="preserve"> features a significantly higher topological density of navigation nodes and traversable edges, thereby offering a greater number of viable routes and enhanced pathfinding precision.</w:t>
+        <w:t>This indicates that, compared to the traditional GNM and IESM, the BIEN features a significantly higher topological density of navigation nodes and traversable edges, thereby offering a greater number of viable routes and enhanced pathfinding precision.</w:t>
       </w:r>
     </w:p>
     <w:p>
@@ -1276,7 +1282,27 @@
           <w:szCs w:val="21"/>
           <w:shd w:val="clear" w:color="auto" w:fill="FFFFFF"/>
         </w:rPr>
-        <w:t>Table 2. statistical analysis of nodes and edges of indoor evacuation network structure</w:t>
+        <w:t xml:space="preserve">Table </w:t>
+      </w:r>
+      <w:r>
+        <w:rPr>
+          <w:rFonts w:cs="Times New Roman" w:hint="eastAsia"/>
+          <w:color w:val="auto"/>
+          <w:sz w:val="21"/>
+          <w:szCs w:val="21"/>
+          <w:shd w:val="clear" w:color="auto" w:fill="FFFFFF"/>
+        </w:rPr>
+        <w:t>S</w:t>
+      </w:r>
+      <w:r>
+        <w:rPr>
+          <w:rFonts w:cs="Times New Roman"/>
+          <w:color w:val="auto"/>
+          <w:sz w:val="21"/>
+          <w:szCs w:val="21"/>
+          <w:shd w:val="clear" w:color="auto" w:fill="FFFFFF"/>
+        </w:rPr>
+        <w:t>2. statistical analysis of nodes and edges of indoor evacuation network structure</w:t>
       </w:r>
     </w:p>
     <w:tbl>
@@ -2376,7 +2402,24 @@
           <w:sz w:val="21"/>
           <w:szCs w:val="21"/>
         </w:rPr>
-        <w:t>Table 3. statistical analysis of three indoor network planning paths</w:t>
+        <w:t xml:space="preserve">Table </w:t>
+      </w:r>
+      <w:r>
+        <w:rPr>
+          <w:rFonts w:hint="eastAsia"/>
+          <w:color w:val="auto"/>
+          <w:sz w:val="21"/>
+          <w:szCs w:val="21"/>
+        </w:rPr>
+        <w:t>S</w:t>
+      </w:r>
+      <w:r>
+        <w:rPr>
+          <w:color w:val="auto"/>
+          <w:sz w:val="21"/>
+          <w:szCs w:val="21"/>
+        </w:rPr>
+        <w:t>3. statistical analysis of three indoor network planning paths</w:t>
       </w:r>
       <w:r>
         <w:rPr>
@@ -2641,7 +2684,7 @@
                 <w:sz w:val="21"/>
                 <w:szCs w:val="21"/>
               </w:rPr>
-              <w:t>3D-TING</w:t>
+              <w:t>BIEN</w:t>
             </w:r>
           </w:p>
         </w:tc>
@@ -3583,7 +3626,6 @@
           <w:sz w:val="28"/>
           <w:szCs w:val="28"/>
         </w:rPr>
-        <w:lastRenderedPageBreak/>
         <w:t>Reference</w:t>
       </w:r>
     </w:p>
@@ -3599,6 +3641,7 @@
           <w:rFonts w:hint="eastAsia"/>
           <w:color w:val="auto"/>
         </w:rPr>
+        <w:lastRenderedPageBreak/>
         <w:t xml:space="preserve">[1] </w:t>
       </w:r>
       <w:r>
